--- a/Глубинное обучение, л.р., отчёт.docx
+++ b/Глубинное обучение, л.р., отчёт.docx
@@ -2221,11 +2221,6 @@
         <w:t>Математическое и программное обеспечение для прогнозирования свойств медицинских композиционных материалов</w:t>
       </w:r>
     </w:p>
-    <w:p>
-      <w:pPr>
-        <w:ind w:left="1985" w:right="1983"/>
-      </w:pPr>
-    </w:p>
     <w:p/>
     <w:p>
       <w:pPr>
@@ -2399,7 +2394,21 @@
               <w:rPr>
                 <w:sz w:val="40"/>
               </w:rPr>
-              <w:t>, л.р., отчёт</w:t>
+              <w:t xml:space="preserve">, </w:t>
+            </w:r>
+            <w:proofErr w:type="spellStart"/>
+            <w:r>
+              <w:rPr>
+                <w:sz w:val="40"/>
+              </w:rPr>
+              <w:t>л.р</w:t>
+            </w:r>
+            <w:proofErr w:type="spellEnd"/>
+            <w:r>
+              <w:rPr>
+                <w:sz w:val="40"/>
+              </w:rPr>
+              <w:t>., отчёт</w:t>
             </w:r>
           </w:p>
         </w:tc>
@@ -2893,6 +2902,7 @@
           <w:tcPr>
             <w:tcW w:w="2757" w:type="dxa"/>
             <w:gridSpan w:val="3"/>
+            <w:vMerge w:val="restart"/>
             <w:tcBorders>
               <w:left w:val="nil"/>
             </w:tcBorders>
@@ -2906,7 +2916,83 @@
             <w:r>
               <w:t>Студент</w:t>
             </w:r>
-          </w:p>
+            <w:r>
+              <w:t>ы</w:t>
+            </w:r>
+          </w:p>
+        </w:tc>
+        <w:tc>
+          <w:tcPr>
+            <w:tcW w:w="2603" w:type="dxa"/>
+            <w:tcMar>
+              <w:left w:w="0" w:type="dxa"/>
+              <w:right w:w="0" w:type="dxa"/>
+            </w:tcMar>
+            <w:vAlign w:val="center"/>
+          </w:tcPr>
+          <w:p>
+            <w:r>
+              <w:t xml:space="preserve"> </w:t>
+            </w:r>
+            <w:r>
+              <w:t>Вахитов Т.Р.</w:t>
+            </w:r>
+          </w:p>
+        </w:tc>
+        <w:tc>
+          <w:tcPr>
+            <w:tcW w:w="1658" w:type="dxa"/>
+            <w:tcMar>
+              <w:left w:w="0" w:type="dxa"/>
+              <w:right w:w="0" w:type="dxa"/>
+            </w:tcMar>
+            <w:vAlign w:val="center"/>
+          </w:tcPr>
+          <w:p/>
+        </w:tc>
+        <w:tc>
+          <w:tcPr>
+            <w:tcW w:w="1368" w:type="dxa"/>
+            <w:tcMar>
+              <w:left w:w="0" w:type="dxa"/>
+              <w:right w:w="0" w:type="dxa"/>
+            </w:tcMar>
+            <w:vAlign w:val="center"/>
+          </w:tcPr>
+          <w:p/>
+        </w:tc>
+        <w:tc>
+          <w:tcPr>
+            <w:tcW w:w="1350" w:type="dxa"/>
+            <w:tcMar>
+              <w:left w:w="0" w:type="dxa"/>
+              <w:right w:w="0" w:type="dxa"/>
+            </w:tcMar>
+            <w:vAlign w:val="center"/>
+          </w:tcPr>
+          <w:p/>
+        </w:tc>
+      </w:tr>
+      <w:tr>
+        <w:trPr>
+          <w:trHeight w:val="563"/>
+          <w:jc w:val="center"/>
+        </w:trPr>
+        <w:tc>
+          <w:tcPr>
+            <w:tcW w:w="2757" w:type="dxa"/>
+            <w:gridSpan w:val="3"/>
+            <w:vMerge/>
+            <w:tcBorders>
+              <w:left w:val="nil"/>
+            </w:tcBorders>
+            <w:tcMar>
+              <w:left w:w="0" w:type="dxa"/>
+              <w:right w:w="0" w:type="dxa"/>
+            </w:tcMar>
+            <w:vAlign w:val="center"/>
+          </w:tcPr>
+          <w:p/>
         </w:tc>
         <w:tc>
           <w:tcPr>
@@ -3001,8 +3087,13 @@
             <w:r>
               <w:t xml:space="preserve"> </w:t>
             </w:r>
+            <w:proofErr w:type="spellStart"/>
             <w:r>
-              <w:t>Нургаянова О.С.</w:t>
+              <w:t>Нургаянова</w:t>
+            </w:r>
+            <w:proofErr w:type="spellEnd"/>
+            <w:r>
+              <w:t xml:space="preserve"> О.С.</w:t>
             </w:r>
           </w:p>
         </w:tc>
@@ -3136,15 +3227,6 @@
         </w:tc>
       </w:tr>
     </w:tbl>
-    <w:p>
-      <w:pPr>
-        <w:rPr>
-          <w:b/>
-          <w:bCs/>
-          <w:sz w:val="28"/>
-        </w:rPr>
-      </w:pPr>
-    </w:p>
     <w:p>
       <w:pPr>
         <w:jc w:val="center"/>
@@ -4135,7 +4217,23 @@
         </w:numPr>
       </w:pPr>
       <w:r>
-        <w:t>проведение вычислительных экспериментов (разные архитектуры, алгоритмы обучения, оптимизаторы, гиперпараметры, размеры батчей и т.п.) – оформление таблицы с метриками;</w:t>
+        <w:t xml:space="preserve">проведение вычислительных экспериментов (разные архитектуры, алгоритмы обучения, оптимизаторы, </w:t>
+      </w:r>
+      <w:proofErr w:type="spellStart"/>
+      <w:r>
+        <w:t>гиперпараметры</w:t>
+      </w:r>
+      <w:proofErr w:type="spellEnd"/>
+      <w:r>
+        <w:t xml:space="preserve">, размеры </w:t>
+      </w:r>
+      <w:proofErr w:type="spellStart"/>
+      <w:r>
+        <w:t>батчей</w:t>
+      </w:r>
+      <w:proofErr w:type="spellEnd"/>
+      <w:r>
+        <w:t xml:space="preserve"> и т.п.) – оформление таблицы с метриками;</w:t>
       </w:r>
     </w:p>
     <w:p>
@@ -4839,14 +4937,7 @@
                   <w:rPr>
                     <w:rFonts w:ascii="Cambria Math" w:hAnsi="Cambria Math"/>
                   </w:rPr>
-                  <m:t>1</m:t>
-                </m:r>
-                <m:r>
-                  <w:rPr>
-                    <w:rFonts w:ascii="Cambria Math" w:hAnsi="Cambria Math"/>
-                    <w:lang w:val="en-US"/>
-                  </w:rPr>
-                  <m:t>0</m:t>
+                  <m:t>10</m:t>
                 </m:r>
               </m:e>
               <m:sup>
@@ -4854,14 +4945,7 @@
                   <w:rPr>
                     <w:rFonts w:ascii="Cambria Math" w:hAnsi="Cambria Math"/>
                   </w:rPr>
-                  <m:t>-</m:t>
-                </m:r>
-                <m:r>
-                  <w:rPr>
-                    <w:rFonts w:ascii="Cambria Math" w:hAnsi="Cambria Math"/>
-                    <w:lang w:val="en-US"/>
-                  </w:rPr>
-                  <m:t>6</m:t>
+                  <m:t>-6</m:t>
                 </m:r>
               </m:sup>
             </m:sSup>
@@ -5994,9 +6078,11 @@
       <w:r>
         <w:t>» и «</w:t>
       </w:r>
+      <w:proofErr w:type="spellStart"/>
       <w:r>
         <w:t>openpyxl</w:t>
       </w:r>
+      <w:proofErr w:type="spellEnd"/>
       <w:r>
         <w:t xml:space="preserve">», как показано на </w:t>
       </w:r>
@@ -6169,9 +6255,11 @@
       <w:r>
         <w:t xml:space="preserve"> библиотеки «</w:t>
       </w:r>
+      <w:proofErr w:type="spellStart"/>
       <w:r>
         <w:t>sklearn</w:t>
       </w:r>
+      <w:proofErr w:type="spellEnd"/>
       <w:r>
         <w:t>»</w:t>
       </w:r>
@@ -6303,9 +6391,11 @@
       <w:r>
         <w:t>«</w:t>
       </w:r>
+      <w:proofErr w:type="spellStart"/>
       <w:r>
         <w:t>StandardScaler</w:t>
       </w:r>
+      <w:proofErr w:type="spellEnd"/>
       <w:r>
         <w:t>»</w:t>
       </w:r>
@@ -6315,9 +6405,11 @@
       <w:r>
         <w:t>«</w:t>
       </w:r>
+      <w:proofErr w:type="spellStart"/>
       <w:r>
         <w:t>sklearn</w:t>
       </w:r>
+      <w:proofErr w:type="spellEnd"/>
       <w:r>
         <w:t xml:space="preserve">» так, как приведено на </w:t>
       </w:r>
@@ -6458,7 +6550,15 @@
         <w:pStyle w:val="a2"/>
       </w:pPr>
       <w:r>
-        <w:t xml:space="preserve">Так как данные представлены в виде векторов составов и свойств, то в качестве архитектуры будем использовать полносвязную сеть с 6 слоями со случайными выключениями нейронов, как показано на </w:t>
+        <w:t xml:space="preserve">Так как данные представлены в виде векторов составов и свойств, то в качестве архитектуры будем использовать </w:t>
+      </w:r>
+      <w:proofErr w:type="spellStart"/>
+      <w:r>
+        <w:t>полносвязную</w:t>
+      </w:r>
+      <w:proofErr w:type="spellEnd"/>
+      <w:r>
+        <w:t xml:space="preserve"> сеть с 6 слоями со случайными выключениями нейронов, как показано на </w:t>
       </w:r>
       <w:r>
         <w:fldChar w:fldCharType="begin"/>
@@ -6634,12 +6734,14 @@
         </w:rPr>
         <w:t xml:space="preserve"> «</w:t>
       </w:r>
+      <w:proofErr w:type="spellStart"/>
       <w:r>
         <w:rPr>
           <w:lang w:val="en-US"/>
         </w:rPr>
         <w:t>adam</w:t>
       </w:r>
+      <w:proofErr w:type="spellEnd"/>
       <w:r>
         <w:rPr>
           <w:lang w:val="en-US"/>
@@ -7048,8 +7150,13 @@
               <w:jc w:val="center"/>
             </w:pPr>
             <w:r>
-              <w:t>Размер батча</w:t>
+              <w:t xml:space="preserve">Размер </w:t>
             </w:r>
+            <w:proofErr w:type="spellStart"/>
+            <w:r>
+              <w:t>батча</w:t>
+            </w:r>
+            <w:proofErr w:type="spellEnd"/>
           </w:p>
         </w:tc>
         <w:tc>
@@ -7148,13 +7255,19 @@
               <w:jc w:val="center"/>
             </w:pPr>
             <w:r>
-              <w:t>0.85</w:t>
+              <w:t>0.</w:t>
+            </w:r>
+            <w:r>
+              <w:t>74</w:t>
             </w:r>
             <w:r>
               <w:t xml:space="preserve"> –</w:t>
             </w:r>
             <w:r>
-              <w:t xml:space="preserve"> 0.63</w:t>
+              <w:t xml:space="preserve"> 0.</w:t>
+            </w:r>
+            <w:r>
+              <w:t>71</w:t>
             </w:r>
           </w:p>
         </w:tc>
@@ -7219,7 +7332,16 @@
               <w:jc w:val="center"/>
             </w:pPr>
             <w:r>
-              <w:t>0.80 – 0.62</w:t>
+              <w:t>0.8</w:t>
+            </w:r>
+            <w:r>
+              <w:t>6</w:t>
+            </w:r>
+            <w:r>
+              <w:t xml:space="preserve"> – 0</w:t>
+            </w:r>
+            <w:r>
+              <w:t>.78</w:t>
             </w:r>
           </w:p>
         </w:tc>
@@ -7280,6 +7402,9 @@
               <w:ind w:firstLine="0"/>
               <w:jc w:val="center"/>
             </w:pPr>
+            <w:r>
+              <w:t>0.77 – 0.72</w:t>
+            </w:r>
           </w:p>
         </w:tc>
       </w:tr>
@@ -7342,6 +7467,9 @@
               <w:ind w:firstLine="0"/>
               <w:jc w:val="center"/>
             </w:pPr>
+            <w:r>
+              <w:t>0.74 – 0.71</w:t>
+            </w:r>
           </w:p>
         </w:tc>
       </w:tr>
@@ -7401,6 +7529,9 @@
               <w:ind w:firstLine="0"/>
               <w:jc w:val="center"/>
             </w:pPr>
+            <w:r>
+              <w:t xml:space="preserve">0.71 – 0.69 </w:t>
+            </w:r>
           </w:p>
         </w:tc>
       </w:tr>
@@ -7460,6 +7591,9 @@
               <w:ind w:firstLine="0"/>
               <w:jc w:val="center"/>
             </w:pPr>
+            <w:r>
+              <w:t>0.71 – 0.66</w:t>
+            </w:r>
           </w:p>
         </w:tc>
       </w:tr>
@@ -7522,6 +7656,9 @@
               <w:ind w:firstLine="0"/>
               <w:jc w:val="center"/>
             </w:pPr>
+            <w:r>
+              <w:t>0.70 – 0.68</w:t>
+            </w:r>
           </w:p>
         </w:tc>
       </w:tr>
@@ -7581,6 +7718,9 @@
               <w:ind w:firstLine="0"/>
               <w:jc w:val="center"/>
             </w:pPr>
+            <w:r>
+              <w:t>0.69 – 0.66</w:t>
+            </w:r>
           </w:p>
         </w:tc>
       </w:tr>
@@ -7640,6 +7780,9 @@
               <w:ind w:firstLine="0"/>
               <w:jc w:val="center"/>
             </w:pPr>
+            <w:r>
+              <w:t>0.69 – 0.66</w:t>
+            </w:r>
           </w:p>
         </w:tc>
       </w:tr>
@@ -7657,7 +7800,13 @@
               <w:jc w:val="center"/>
             </w:pPr>
             <w:r>
-              <w:t>1023 – 256 – 64</w:t>
+              <w:t>102</w:t>
+            </w:r>
+            <w:r>
+              <w:t>4</w:t>
+            </w:r>
+            <w:r>
+              <w:t xml:space="preserve"> – 256 – 64</w:t>
             </w:r>
           </w:p>
         </w:tc>
@@ -7705,6 +7854,9 @@
               <w:ind w:firstLine="0"/>
               <w:jc w:val="center"/>
             </w:pPr>
+            <w:r>
+              <w:t>0.86 – 0.74</w:t>
+            </w:r>
           </w:p>
         </w:tc>
       </w:tr>
@@ -7764,6 +7916,9 @@
               <w:ind w:firstLine="0"/>
               <w:jc w:val="center"/>
             </w:pPr>
+            <w:r>
+              <w:t xml:space="preserve">0.74 – 0.67 </w:t>
+            </w:r>
           </w:p>
         </w:tc>
       </w:tr>
@@ -7823,6 +7978,9 @@
               <w:ind w:firstLine="0"/>
               <w:jc w:val="center"/>
             </w:pPr>
+            <w:r>
+              <w:t>0.76 – 0.67</w:t>
+            </w:r>
           </w:p>
         </w:tc>
       </w:tr>
@@ -7885,6 +8043,9 @@
               <w:ind w:firstLine="0"/>
               <w:jc w:val="center"/>
             </w:pPr>
+            <w:r>
+              <w:t>0.97 – 0.68</w:t>
+            </w:r>
           </w:p>
         </w:tc>
       </w:tr>
@@ -7944,6 +8105,9 @@
               <w:ind w:firstLine="0"/>
               <w:jc w:val="center"/>
             </w:pPr>
+            <w:r>
+              <w:t>0.90 – 0.68</w:t>
+            </w:r>
           </w:p>
         </w:tc>
       </w:tr>
@@ -8003,6 +8167,9 @@
               <w:ind w:firstLine="0"/>
               <w:jc w:val="center"/>
             </w:pPr>
+            <w:r>
+              <w:t>0.86 – 0.65</w:t>
+            </w:r>
           </w:p>
         </w:tc>
       </w:tr>
@@ -8065,6 +8232,9 @@
               <w:ind w:firstLine="0"/>
               <w:jc w:val="center"/>
             </w:pPr>
+            <w:r>
+              <w:t>0.91 – 0.66</w:t>
+            </w:r>
           </w:p>
         </w:tc>
       </w:tr>
@@ -8124,6 +8294,9 @@
               <w:ind w:firstLine="0"/>
               <w:jc w:val="center"/>
             </w:pPr>
+            <w:r>
+              <w:t>0.87 – 0.66</w:t>
+            </w:r>
           </w:p>
         </w:tc>
       </w:tr>
@@ -8183,6 +8356,9 @@
               <w:ind w:firstLine="0"/>
               <w:jc w:val="center"/>
             </w:pPr>
+            <w:r>
+              <w:t>0.98 – 0.67</w:t>
+            </w:r>
           </w:p>
         </w:tc>
       </w:tr>
@@ -8210,7 +8386,21 @@
         <w:pStyle w:val="a2"/>
       </w:pPr>
       <w:r>
-        <w:t>Был выбран вариант с …, так как он показал лучшие результаты.</w:t>
+        <w:t>Был выбран вариант с</w:t>
+      </w:r>
+      <w:r>
+        <w:t xml:space="preserve"> архитектурой 256 – 128 – 64 – 32, размером </w:t>
+      </w:r>
+      <w:proofErr w:type="spellStart"/>
+      <w:r>
+        <w:t>батча</w:t>
+      </w:r>
+      <w:proofErr w:type="spellEnd"/>
+      <w:r>
+        <w:t xml:space="preserve"> 16 и количеством эпох 50</w:t>
+      </w:r>
+      <w:r>
+        <w:t>, так как он показал лучшие результаты.</w:t>
       </w:r>
     </w:p>
     <w:p>
@@ -8925,7 +9115,27 @@
                                 <w:sz w:val="36"/>
                                 <w:szCs w:val="36"/>
                               </w:rPr>
-                              <w:t>, л.р., отчёт</w:t>
+                              <w:t xml:space="preserve">, </w:t>
+                            </w:r>
+                            <w:proofErr w:type="spellStart"/>
+                            <w:r>
+                              <w:rPr>
+                                <w:rFonts w:ascii="Arial" w:hAnsi="Arial" w:cs="Arial"/>
+                                <w:i/>
+                                <w:sz w:val="36"/>
+                                <w:szCs w:val="36"/>
+                              </w:rPr>
+                              <w:t>л.р</w:t>
+                            </w:r>
+                            <w:proofErr w:type="spellEnd"/>
+                            <w:r>
+                              <w:rPr>
+                                <w:rFonts w:ascii="Arial" w:hAnsi="Arial" w:cs="Arial"/>
+                                <w:i/>
+                                <w:sz w:val="36"/>
+                                <w:szCs w:val="36"/>
+                              </w:rPr>
+                              <w:t>., отчёт</w:t>
                             </w:r>
                           </w:p>
                         </w:txbxContent>
@@ -9511,6 +9721,7 @@
                                 <w:szCs w:val="28"/>
                               </w:rPr>
                             </w:pPr>
+                            <w:proofErr w:type="spellStart"/>
                             <w:r>
                               <w:rPr>
                                 <w:rFonts w:ascii="Arial" w:hAnsi="Arial" w:cs="Arial"/>
@@ -9518,7 +9729,17 @@
                                 <w:sz w:val="28"/>
                                 <w:szCs w:val="28"/>
                               </w:rPr>
-                              <w:t xml:space="preserve">УУНиТ </w:t>
+                              <w:t>УУНиТ</w:t>
+                            </w:r>
+                            <w:proofErr w:type="spellEnd"/>
+                            <w:r>
+                              <w:rPr>
+                                <w:rFonts w:ascii="Arial" w:hAnsi="Arial" w:cs="Arial"/>
+                                <w:i/>
+                                <w:sz w:val="28"/>
+                                <w:szCs w:val="28"/>
+                              </w:rPr>
+                              <w:t xml:space="preserve"> </w:t>
                             </w:r>
                             <w:r>
                               <w:rPr>
@@ -9927,6 +10148,7 @@
                                 <w:szCs w:val="16"/>
                               </w:rPr>
                             </w:pPr>
+                            <w:proofErr w:type="spellStart"/>
                             <w:r>
                               <w:rPr>
                                 <w:rFonts w:ascii="Arial" w:hAnsi="Arial" w:cs="Arial"/>
@@ -9934,7 +10156,17 @@
                                 <w:sz w:val="16"/>
                                 <w:szCs w:val="16"/>
                               </w:rPr>
-                              <w:t>Разраб.</w:t>
+                              <w:t>Разраб</w:t>
+                            </w:r>
+                            <w:proofErr w:type="spellEnd"/>
+                            <w:r>
+                              <w:rPr>
+                                <w:rFonts w:ascii="Arial" w:hAnsi="Arial" w:cs="Arial"/>
+                                <w:i/>
+                                <w:sz w:val="16"/>
+                                <w:szCs w:val="16"/>
+                              </w:rPr>
+                              <w:t>.</w:t>
                             </w:r>
                           </w:p>
                         </w:txbxContent>
@@ -10055,6 +10287,7 @@
                                 <w:szCs w:val="16"/>
                               </w:rPr>
                             </w:pPr>
+                            <w:proofErr w:type="spellStart"/>
                             <w:r>
                               <w:rPr>
                                 <w:rFonts w:ascii="Arial" w:hAnsi="Arial" w:cs="Arial"/>
@@ -10062,7 +10295,17 @@
                                 <w:sz w:val="16"/>
                                 <w:szCs w:val="16"/>
                               </w:rPr>
-                              <w:t>Рецен.</w:t>
+                              <w:t>Рецен</w:t>
+                            </w:r>
+                            <w:proofErr w:type="spellEnd"/>
+                            <w:r>
+                              <w:rPr>
+                                <w:rFonts w:ascii="Arial" w:hAnsi="Arial" w:cs="Arial"/>
+                                <w:i/>
+                                <w:sz w:val="16"/>
+                                <w:szCs w:val="16"/>
+                              </w:rPr>
+                              <w:t>.</w:t>
                             </w:r>
                           </w:p>
                         </w:txbxContent>
@@ -10151,6 +10394,7 @@
                                 <w:szCs w:val="16"/>
                               </w:rPr>
                             </w:pPr>
+                            <w:proofErr w:type="spellStart"/>
                             <w:r>
                               <w:rPr>
                                 <w:rFonts w:ascii="Arial" w:hAnsi="Arial" w:cs="Arial"/>
@@ -10158,7 +10402,17 @@
                                 <w:sz w:val="16"/>
                                 <w:szCs w:val="16"/>
                               </w:rPr>
-                              <w:t>Н.контр.</w:t>
+                              <w:t>Н.контр</w:t>
+                            </w:r>
+                            <w:proofErr w:type="spellEnd"/>
+                            <w:r>
+                              <w:rPr>
+                                <w:rFonts w:ascii="Arial" w:hAnsi="Arial" w:cs="Arial"/>
+                                <w:i/>
+                                <w:sz w:val="16"/>
+                                <w:szCs w:val="16"/>
+                              </w:rPr>
+                              <w:t>.</w:t>
                             </w:r>
                           </w:p>
                         </w:txbxContent>
@@ -10343,6 +10597,7 @@
                                 <w:szCs w:val="16"/>
                               </w:rPr>
                             </w:pPr>
+                            <w:proofErr w:type="spellStart"/>
                             <w:r>
                               <w:rPr>
                                 <w:rFonts w:ascii="Arial" w:hAnsi="Arial" w:cs="Arial"/>
@@ -10350,7 +10605,17 @@
                                 <w:sz w:val="16"/>
                                 <w:szCs w:val="16"/>
                               </w:rPr>
-                              <w:t>Нургаянова О.С.</w:t>
+                              <w:t>Нургаянова</w:t>
+                            </w:r>
+                            <w:proofErr w:type="spellEnd"/>
+                            <w:r>
+                              <w:rPr>
+                                <w:rFonts w:ascii="Arial" w:hAnsi="Arial" w:cs="Arial"/>
+                                <w:i/>
+                                <w:sz w:val="16"/>
+                                <w:szCs w:val="16"/>
+                              </w:rPr>
+                              <w:t xml:space="preserve"> О.С.</w:t>
                             </w:r>
                           </w:p>
                         </w:txbxContent>
@@ -10814,7 +11079,27 @@
                           <w:sz w:val="36"/>
                           <w:szCs w:val="36"/>
                         </w:rPr>
-                        <w:t>, л.р., отчёт</w:t>
+                        <w:t xml:space="preserve">, </w:t>
+                      </w:r>
+                      <w:proofErr w:type="spellStart"/>
+                      <w:r>
+                        <w:rPr>
+                          <w:rFonts w:ascii="Arial" w:hAnsi="Arial" w:cs="Arial"/>
+                          <w:i/>
+                          <w:sz w:val="36"/>
+                          <w:szCs w:val="36"/>
+                        </w:rPr>
+                        <w:t>л.р</w:t>
+                      </w:r>
+                      <w:proofErr w:type="spellEnd"/>
+                      <w:r>
+                        <w:rPr>
+                          <w:rFonts w:ascii="Arial" w:hAnsi="Arial" w:cs="Arial"/>
+                          <w:i/>
+                          <w:sz w:val="36"/>
+                          <w:szCs w:val="36"/>
+                        </w:rPr>
+                        <w:t>., отчёт</w:t>
                       </w:r>
                     </w:p>
                   </w:txbxContent>
@@ -11057,6 +11342,7 @@
                           <w:szCs w:val="28"/>
                         </w:rPr>
                       </w:pPr>
+                      <w:proofErr w:type="spellStart"/>
                       <w:r>
                         <w:rPr>
                           <w:rFonts w:ascii="Arial" w:hAnsi="Arial" w:cs="Arial"/>
@@ -11064,7 +11350,17 @@
                           <w:sz w:val="28"/>
                           <w:szCs w:val="28"/>
                         </w:rPr>
-                        <w:t xml:space="preserve">УУНиТ </w:t>
+                        <w:t>УУНиТ</w:t>
+                      </w:r>
+                      <w:proofErr w:type="spellEnd"/>
+                      <w:r>
+                        <w:rPr>
+                          <w:rFonts w:ascii="Arial" w:hAnsi="Arial" w:cs="Arial"/>
+                          <w:i/>
+                          <w:sz w:val="28"/>
+                          <w:szCs w:val="28"/>
+                        </w:rPr>
+                        <w:t xml:space="preserve"> </w:t>
                       </w:r>
                       <w:r>
                         <w:rPr>
@@ -11239,6 +11535,7 @@
                           <w:szCs w:val="16"/>
                         </w:rPr>
                       </w:pPr>
+                      <w:proofErr w:type="spellStart"/>
                       <w:r>
                         <w:rPr>
                           <w:rFonts w:ascii="Arial" w:hAnsi="Arial" w:cs="Arial"/>
@@ -11246,7 +11543,17 @@
                           <w:sz w:val="16"/>
                           <w:szCs w:val="16"/>
                         </w:rPr>
-                        <w:t>Разраб.</w:t>
+                        <w:t>Разраб</w:t>
+                      </w:r>
+                      <w:proofErr w:type="spellEnd"/>
+                      <w:r>
+                        <w:rPr>
+                          <w:rFonts w:ascii="Arial" w:hAnsi="Arial" w:cs="Arial"/>
+                          <w:i/>
+                          <w:sz w:val="16"/>
+                          <w:szCs w:val="16"/>
+                        </w:rPr>
+                        <w:t>.</w:t>
                       </w:r>
                     </w:p>
                   </w:txbxContent>
@@ -11289,6 +11596,7 @@
                           <w:szCs w:val="16"/>
                         </w:rPr>
                       </w:pPr>
+                      <w:proofErr w:type="spellStart"/>
                       <w:r>
                         <w:rPr>
                           <w:rFonts w:ascii="Arial" w:hAnsi="Arial" w:cs="Arial"/>
@@ -11296,7 +11604,17 @@
                           <w:sz w:val="16"/>
                           <w:szCs w:val="16"/>
                         </w:rPr>
-                        <w:t>Рецен.</w:t>
+                        <w:t>Рецен</w:t>
+                      </w:r>
+                      <w:proofErr w:type="spellEnd"/>
+                      <w:r>
+                        <w:rPr>
+                          <w:rFonts w:ascii="Arial" w:hAnsi="Arial" w:cs="Arial"/>
+                          <w:i/>
+                          <w:sz w:val="16"/>
+                          <w:szCs w:val="16"/>
+                        </w:rPr>
+                        <w:t>.</w:t>
                       </w:r>
                     </w:p>
                   </w:txbxContent>
@@ -11315,6 +11633,7 @@
                           <w:szCs w:val="16"/>
                         </w:rPr>
                       </w:pPr>
+                      <w:proofErr w:type="spellStart"/>
                       <w:r>
                         <w:rPr>
                           <w:rFonts w:ascii="Arial" w:hAnsi="Arial" w:cs="Arial"/>
@@ -11322,7 +11641,17 @@
                           <w:sz w:val="16"/>
                           <w:szCs w:val="16"/>
                         </w:rPr>
-                        <w:t>Н.контр.</w:t>
+                        <w:t>Н.контр</w:t>
+                      </w:r>
+                      <w:proofErr w:type="spellEnd"/>
+                      <w:r>
+                        <w:rPr>
+                          <w:rFonts w:ascii="Arial" w:hAnsi="Arial" w:cs="Arial"/>
+                          <w:i/>
+                          <w:sz w:val="16"/>
+                          <w:szCs w:val="16"/>
+                        </w:rPr>
+                        <w:t>.</w:t>
                       </w:r>
                     </w:p>
                   </w:txbxContent>
@@ -11390,6 +11719,7 @@
                           <w:szCs w:val="16"/>
                         </w:rPr>
                       </w:pPr>
+                      <w:proofErr w:type="spellStart"/>
                       <w:r>
                         <w:rPr>
                           <w:rFonts w:ascii="Arial" w:hAnsi="Arial" w:cs="Arial"/>
@@ -11397,7 +11727,17 @@
                           <w:sz w:val="16"/>
                           <w:szCs w:val="16"/>
                         </w:rPr>
-                        <w:t>Нургаянова О.С.</w:t>
+                        <w:t>Нургаянова</w:t>
+                      </w:r>
+                      <w:proofErr w:type="spellEnd"/>
+                      <w:r>
+                        <w:rPr>
+                          <w:rFonts w:ascii="Arial" w:hAnsi="Arial" w:cs="Arial"/>
+                          <w:i/>
+                          <w:sz w:val="16"/>
+                          <w:szCs w:val="16"/>
+                        </w:rPr>
+                        <w:t xml:space="preserve"> О.С.</w:t>
                       </w:r>
                     </w:p>
                   </w:txbxContent>
